--- a/Course/Templates/docpac_template.docx
+++ b/Course/Templates/docpac_template.docx
@@ -1,6 +1,6 @@
 
 <file path=word/document.xml><?xml version="1.0" encoding="utf-8"?>
-<w:document xmlns:wpc="http://schemas.microsoft.com/office/word/2010/wordprocessingCanvas" xmlns:cx="http://schemas.microsoft.com/office/drawing/2014/chartex" xmlns:cx1="http://schemas.microsoft.com/office/drawing/2015/9/8/chartex" xmlns:cx2="http://schemas.microsoft.com/office/drawing/2015/10/21/chartex" xmlns:cx3="http://schemas.microsoft.com/office/drawing/2016/5/9/chartex" xmlns:cx4="http://schemas.microsoft.com/office/drawing/2016/5/10/chartex" xmlns:cx5="http://schemas.microsoft.com/office/drawing/2016/5/11/chartex" xmlns:cx6="http://schemas.microsoft.com/office/drawing/2016/5/12/chartex" xmlns:cx7="http://schemas.microsoft.com/office/drawing/2016/5/13/chartex" xmlns:cx8="http://schemas.microsoft.com/office/drawing/2016/5/14/chartex" xmlns:mc="http://schemas.openxmlformats.org/markup-compatibility/2006" xmlns:aink="http://schemas.microsoft.com/office/drawing/2016/ink" xmlns:am3d="http://schemas.microsoft.com/office/drawing/2017/model3d" xmlns:o="urn:schemas-microsoft-com:office:office" xmlns:r="http://schemas.openxmlformats.org/officeDocument/2006/relationships" xmlns:m="http://schemas.openxmlformats.org/officeDocument/2006/math" xmlns:v="urn:schemas-microsoft-com:vml" xmlns:wp14="http://schemas.microsoft.com/office/word/2010/wordprocessingDrawing" xmlns:wp="http://schemas.openxmlformats.org/drawingml/2006/wordprocessingDrawing" xmlns:w10="urn:schemas-microsoft-com:office:word" xmlns:w="http://schemas.openxmlformats.org/wordprocessingml/2006/main" xmlns:w14="http://schemas.microsoft.com/office/word/2010/wordml" xmlns:w15="http://schemas.microsoft.com/office/word/2012/wordml" xmlns:w16cex="http://schemas.microsoft.com/office/word/2018/wordml/cex" xmlns:w16cid="http://schemas.microsoft.com/office/word/2016/wordml/cid" xmlns:w16="http://schemas.microsoft.com/office/word/2018/wordml" xmlns:w16sdtdh="http://schemas.microsoft.com/office/word/2020/wordml/sdtdatahash" xmlns:w16se="http://schemas.microsoft.com/office/word/2015/wordml/symex" xmlns:wpg="http://schemas.microsoft.com/office/word/2010/wordprocessingGroup" xmlns:wpi="http://schemas.microsoft.com/office/word/2010/wordprocessingInk" xmlns:wne="http://schemas.microsoft.com/office/word/2006/wordml" xmlns:wps="http://schemas.microsoft.com/office/word/2010/wordprocessingShape" mc:Ignorable="w14 w15 w16se w16cid w16 w16cex w16sdtdh wp14">
+<w:document xmlns:wpc="http://schemas.microsoft.com/office/word/2010/wordprocessingCanvas" xmlns:cx="http://schemas.microsoft.com/office/drawing/2014/chartex" xmlns:cx1="http://schemas.microsoft.com/office/drawing/2015/9/8/chartex" xmlns:cx2="http://schemas.microsoft.com/office/drawing/2015/10/21/chartex" xmlns:cx3="http://schemas.microsoft.com/office/drawing/2016/5/9/chartex" xmlns:cx4="http://schemas.microsoft.com/office/drawing/2016/5/10/chartex" xmlns:cx5="http://schemas.microsoft.com/office/drawing/2016/5/11/chartex" xmlns:cx6="http://schemas.microsoft.com/office/drawing/2016/5/12/chartex" xmlns:cx7="http://schemas.microsoft.com/office/drawing/2016/5/13/chartex" xmlns:cx8="http://schemas.microsoft.com/office/drawing/2016/5/14/chartex" xmlns:mc="http://schemas.openxmlformats.org/markup-compatibility/2006" xmlns:aink="http://schemas.microsoft.com/office/drawing/2016/ink" xmlns:am3d="http://schemas.microsoft.com/office/drawing/2017/model3d" xmlns:o="urn:schemas-microsoft-com:office:office" xmlns:r="http://schemas.openxmlformats.org/officeDocument/2006/relationships" xmlns:m="http://schemas.openxmlformats.org/officeDocument/2006/math" xmlns:v="urn:schemas-microsoft-com:vml" xmlns:wp14="http://schemas.microsoft.com/office/word/2010/wordprocessingDrawing" xmlns:wp="http://schemas.openxmlformats.org/drawingml/2006/wordprocessingDrawing" xmlns:w10="urn:schemas-microsoft-com:office:word" xmlns:w="http://schemas.openxmlformats.org/wordprocessingml/2006/main" xmlns:w14="http://schemas.microsoft.com/office/word/2010/wordml" xmlns:w15="http://schemas.microsoft.com/office/word/2012/wordml" xmlns:w16cid="http://schemas.microsoft.com/office/word/2016/wordml/cid" xmlns:w16se="http://schemas.microsoft.com/office/word/2015/wordml/symex" xmlns:wpg="http://schemas.microsoft.com/office/word/2010/wordprocessingGroup" xmlns:wpi="http://schemas.microsoft.com/office/word/2010/wordprocessingInk" xmlns:wne="http://schemas.microsoft.com/office/word/2006/wordml" xmlns:wps="http://schemas.microsoft.com/office/word/2010/wordprocessingShape" mc:Ignorable="w14 w15 w16se w16cid wp14">
   <w:body>
     <w:p>
       <w:pPr>
@@ -90,6 +90,7 @@
         </w:rPr>
         <w:t xml:space="preserve"> </w:t>
       </w:r>
+      <w:proofErr w:type="gramStart"/>
       <w:r>
         <w:rPr>
           <w:b/>
@@ -108,6 +109,7 @@
         </w:rPr>
         <w:t xml:space="preserve"> ]</w:t>
       </w:r>
+      <w:proofErr w:type="gramEnd"/>
       <w:r>
         <w:rPr>
           <w:b/>
@@ -153,11 +155,11 @@
         <w:t>Student Name:</w:t>
       </w:r>
     </w:p>
-    <w:p/>
     <w:tbl>
       <w:tblPr>
         <w:tblStyle w:val="TableGrid"/>
-        <w:tblW w:w="10255" w:type="dxa"/>
+        <w:tblW w:w="4719" w:type="dxa"/>
+        <w:jc w:val="center"/>
         <w:tblLook w:val="04A0" w:firstRow="1" w:lastRow="0" w:firstColumn="1" w:lastColumn="0" w:noHBand="0" w:noVBand="1"/>
       </w:tblPr>
       <w:tblGrid>
@@ -165,9 +167,11 @@
         <w:gridCol w:w="1251"/>
         <w:gridCol w:w="1335"/>
         <w:gridCol w:w="966"/>
-        <w:gridCol w:w="5536"/>
       </w:tblGrid>
       <w:tr>
+        <w:trPr>
+          <w:jc w:val="center"/>
+        </w:trPr>
         <w:tc>
           <w:tcPr>
             <w:tcW w:w="1167" w:type="dxa"/>
@@ -264,15 +268,17 @@
             </w:r>
           </w:p>
         </w:tc>
-        <w:tc>
-          <w:tcPr>
-            <w:tcW w:w="5536" w:type="dxa"/>
-          </w:tcPr>
-          <w:p>
-            <w:pPr>
-              <w:tabs>
-                <w:tab w:val="left" w:pos="5340"/>
-              </w:tabs>
+      </w:tr>
+      <w:tr>
+        <w:trPr>
+          <w:jc w:val="center"/>
+        </w:trPr>
+        <w:tc>
+          <w:tcPr>
+            <w:tcW w:w="1167" w:type="dxa"/>
+          </w:tcPr>
+          <w:p>
+            <w:pPr>
               <w:rPr>
                 <w:bCs/>
                 <w:iCs/>
@@ -280,22 +286,26 @@
                 <w:szCs w:val="28"/>
               </w:rPr>
             </w:pPr>
-            <w:r>
+          </w:p>
+        </w:tc>
+        <w:tc>
+          <w:tcPr>
+            <w:tcW w:w="1251" w:type="dxa"/>
+          </w:tcPr>
+          <w:p>
+            <w:pPr>
               <w:rPr>
                 <w:bCs/>
                 <w:iCs/>
                 <w:sz w:val="28"/>
                 <w:szCs w:val="28"/>
               </w:rPr>
-              <w:t>Events</w:t>
-            </w:r>
-          </w:p>
-        </w:tc>
-      </w:tr>
-      <w:tr>
-        <w:tc>
-          <w:tcPr>
-            <w:tcW w:w="1167" w:type="dxa"/>
+            </w:pPr>
+          </w:p>
+        </w:tc>
+        <w:tc>
+          <w:tcPr>
+            <w:tcW w:w="1335" w:type="dxa"/>
           </w:tcPr>
           <w:p>
             <w:pPr>
@@ -310,7 +320,7 @@
         </w:tc>
         <w:tc>
           <w:tcPr>
-            <w:tcW w:w="1251" w:type="dxa"/>
+            <w:tcW w:w="966" w:type="dxa"/>
           </w:tcPr>
           <w:p>
             <w:pPr>
@@ -323,56 +333,18 @@
             </w:pPr>
           </w:p>
         </w:tc>
-        <w:tc>
-          <w:tcPr>
-            <w:tcW w:w="1335" w:type="dxa"/>
-          </w:tcPr>
-          <w:p>
-            <w:pPr>
-              <w:rPr>
-                <w:bCs/>
-                <w:iCs/>
-                <w:sz w:val="28"/>
-                <w:szCs w:val="28"/>
-              </w:rPr>
-            </w:pPr>
-          </w:p>
-        </w:tc>
-        <w:tc>
-          <w:tcPr>
-            <w:tcW w:w="966" w:type="dxa"/>
-          </w:tcPr>
-          <w:p>
-            <w:pPr>
-              <w:rPr>
-                <w:bCs/>
-                <w:iCs/>
-                <w:sz w:val="28"/>
-                <w:szCs w:val="28"/>
-              </w:rPr>
-            </w:pPr>
-          </w:p>
-        </w:tc>
-        <w:tc>
-          <w:tcPr>
-            <w:tcW w:w="5536" w:type="dxa"/>
-          </w:tcPr>
-          <w:p>
-            <w:pPr>
-              <w:tabs>
-                <w:tab w:val="left" w:pos="5340"/>
-              </w:tabs>
-              <w:rPr>
-                <w:bCs/>
-                <w:iCs/>
-                <w:sz w:val="28"/>
-                <w:szCs w:val="28"/>
-              </w:rPr>
-            </w:pPr>
-          </w:p>
-        </w:tc>
       </w:tr>
     </w:tbl>
+    <w:p>
+      <w:pPr>
+        <w:pStyle w:val="Heading1"/>
+      </w:pPr>
+      <w:r>
+        <w:t>Events:</w:t>
+      </w:r>
+      <w:bookmarkStart w:id="0" w:name="_GoBack"/>
+      <w:bookmarkEnd w:id="0"/>
+    </w:p>
     <w:p>
       <w:pPr>
         <w:pStyle w:val="Heading1"/>
@@ -585,8 +557,13 @@
           <w:numId w:val="34"/>
         </w:numPr>
       </w:pPr>
+      <w:proofErr w:type="spellStart"/>
       <w:r>
-        <w:t>Github Submissions have rules that start before the assignment is started</w:t>
+        <w:t>Github</w:t>
+      </w:r>
+      <w:proofErr w:type="spellEnd"/>
+      <w:r>
+        <w:t xml:space="preserve"> Submissions have rules that start before the assignment is started</w:t>
       </w:r>
     </w:p>
     <w:p>
@@ -4397,7 +4374,25 @@
                 <w:sz w:val="20"/>
                 <w:szCs w:val="20"/>
               </w:rPr>
-              <w:t>You followed classroom rules. You did not misuse devices. You submitted all work according to procedure (Issues, Pull Requests, DocPacs, etc).</w:t>
+              <w:t xml:space="preserve">You followed classroom rules. You did not misuse devices. You submitted all work according to procedure (Issues, Pull Requests, DocPacs, </w:t>
+            </w:r>
+            <w:proofErr w:type="spellStart"/>
+            <w:r>
+              <w:rPr>
+                <w:rFonts w:ascii="Calibri" w:eastAsia="Times New Roman" w:hAnsi="Calibri" w:cs="Calibri"/>
+                <w:sz w:val="20"/>
+                <w:szCs w:val="20"/>
+              </w:rPr>
+              <w:t>etc</w:t>
+            </w:r>
+            <w:proofErr w:type="spellEnd"/>
+            <w:r>
+              <w:rPr>
+                <w:rFonts w:ascii="Calibri" w:eastAsia="Times New Roman" w:hAnsi="Calibri" w:cs="Calibri"/>
+                <w:sz w:val="20"/>
+                <w:szCs w:val="20"/>
+              </w:rPr>
+              <w:t>).</w:t>
             </w:r>
           </w:p>
         </w:tc>
@@ -5272,6 +5267,7 @@
                 <w:szCs w:val="16"/>
               </w:rPr>
             </w:pPr>
+            <w:proofErr w:type="spellStart"/>
             <w:r>
               <w:rPr>
                 <w:sz w:val="16"/>
@@ -5284,7 +5280,15 @@
                 <w:sz w:val="16"/>
                 <w:szCs w:val="16"/>
               </w:rPr>
-              <w:t>abwork, documentation, and reflections are complet</w:t>
+              <w:t>abwork</w:t>
+            </w:r>
+            <w:proofErr w:type="spellEnd"/>
+            <w:r>
+              <w:rPr>
+                <w:sz w:val="16"/>
+                <w:szCs w:val="16"/>
+              </w:rPr>
+              <w:t>, documentation, and reflections are complet</w:t>
             </w:r>
             <w:r>
               <w:rPr>
@@ -6215,6 +6219,7 @@
                 <w:szCs w:val="16"/>
               </w:rPr>
             </w:pPr>
+            <w:proofErr w:type="spellStart"/>
             <w:r>
               <w:rPr>
                 <w:sz w:val="16"/>
@@ -6227,7 +6232,15 @@
                 <w:sz w:val="16"/>
                 <w:szCs w:val="16"/>
               </w:rPr>
-              <w:t>abwork, documentation, and reflections are complet</w:t>
+              <w:t>abwork</w:t>
+            </w:r>
+            <w:proofErr w:type="spellEnd"/>
+            <w:r>
+              <w:rPr>
+                <w:sz w:val="16"/>
+                <w:szCs w:val="16"/>
+              </w:rPr>
+              <w:t>, documentation, and reflections are complet</w:t>
             </w:r>
             <w:r>
               <w:rPr>
@@ -7020,7 +7033,23 @@
                 <w:sz w:val="18"/>
                 <w:szCs w:val="18"/>
               </w:rPr>
-              <w:t>Issues/PRs were assigned and tracked properly in the Github repository</w:t>
+              <w:t xml:space="preserve">Issues/PRs were assigned and tracked properly in the </w:t>
+            </w:r>
+            <w:proofErr w:type="spellStart"/>
+            <w:r>
+              <w:rPr>
+                <w:sz w:val="18"/>
+                <w:szCs w:val="18"/>
+              </w:rPr>
+              <w:t>Github</w:t>
+            </w:r>
+            <w:proofErr w:type="spellEnd"/>
+            <w:r>
+              <w:rPr>
+                <w:sz w:val="18"/>
+                <w:szCs w:val="18"/>
+              </w:rPr>
+              <w:t xml:space="preserve"> repository</w:t>
             </w:r>
           </w:p>
         </w:tc>
@@ -7892,7 +7921,23 @@
                 <w:sz w:val="18"/>
                 <w:szCs w:val="18"/>
               </w:rPr>
-              <w:t>The project contains the required files, folders, dependencies, configuration, and npm commands in the correct locations.</w:t>
+              <w:t xml:space="preserve">The project contains the required files, folders, dependencies, configuration, and </w:t>
+            </w:r>
+            <w:proofErr w:type="spellStart"/>
+            <w:r>
+              <w:rPr>
+                <w:sz w:val="18"/>
+                <w:szCs w:val="18"/>
+              </w:rPr>
+              <w:t>npm</w:t>
+            </w:r>
+            <w:proofErr w:type="spellEnd"/>
+            <w:r>
+              <w:rPr>
+                <w:sz w:val="18"/>
+                <w:szCs w:val="18"/>
+              </w:rPr>
+              <w:t xml:space="preserve"> commands in the correct locations.</w:t>
             </w:r>
           </w:p>
         </w:tc>
@@ -10074,7 +10119,7 @@
 </file>
 
 <file path=word/endnotes.xml><?xml version="1.0" encoding="utf-8"?>
-<w:endnotes xmlns:wpc="http://schemas.microsoft.com/office/word/2010/wordprocessingCanvas" xmlns:cx="http://schemas.microsoft.com/office/drawing/2014/chartex" xmlns:cx1="http://schemas.microsoft.com/office/drawing/2015/9/8/chartex" xmlns:cx2="http://schemas.microsoft.com/office/drawing/2015/10/21/chartex" xmlns:cx3="http://schemas.microsoft.com/office/drawing/2016/5/9/chartex" xmlns:cx4="http://schemas.microsoft.com/office/drawing/2016/5/10/chartex" xmlns:cx5="http://schemas.microsoft.com/office/drawing/2016/5/11/chartex" xmlns:cx6="http://schemas.microsoft.com/office/drawing/2016/5/12/chartex" xmlns:cx7="http://schemas.microsoft.com/office/drawing/2016/5/13/chartex" xmlns:cx8="http://schemas.microsoft.com/office/drawing/2016/5/14/chartex" xmlns:mc="http://schemas.openxmlformats.org/markup-compatibility/2006" xmlns:aink="http://schemas.microsoft.com/office/drawing/2016/ink" xmlns:am3d="http://schemas.microsoft.com/office/drawing/2017/model3d" xmlns:o="urn:schemas-microsoft-com:office:office" xmlns:r="http://schemas.openxmlformats.org/officeDocument/2006/relationships" xmlns:m="http://schemas.openxmlformats.org/officeDocument/2006/math" xmlns:v="urn:schemas-microsoft-com:vml" xmlns:wp14="http://schemas.microsoft.com/office/word/2010/wordprocessingDrawing" xmlns:wp="http://schemas.openxmlformats.org/drawingml/2006/wordprocessingDrawing" xmlns:w10="urn:schemas-microsoft-com:office:word" xmlns:w="http://schemas.openxmlformats.org/wordprocessingml/2006/main" xmlns:w14="http://schemas.microsoft.com/office/word/2010/wordml" xmlns:w15="http://schemas.microsoft.com/office/word/2012/wordml" xmlns:w16cex="http://schemas.microsoft.com/office/word/2018/wordml/cex" xmlns:w16cid="http://schemas.microsoft.com/office/word/2016/wordml/cid" xmlns:w16="http://schemas.microsoft.com/office/word/2018/wordml" xmlns:w16sdtdh="http://schemas.microsoft.com/office/word/2020/wordml/sdtdatahash" xmlns:w16se="http://schemas.microsoft.com/office/word/2015/wordml/symex" xmlns:wpg="http://schemas.microsoft.com/office/word/2010/wordprocessingGroup" xmlns:wpi="http://schemas.microsoft.com/office/word/2010/wordprocessingInk" xmlns:wne="http://schemas.microsoft.com/office/word/2006/wordml" xmlns:wps="http://schemas.microsoft.com/office/word/2010/wordprocessingShape" mc:Ignorable="w14 w15 w16se w16cid w16 w16cex w16sdtdh wp14">
+<w:endnotes xmlns:wpc="http://schemas.microsoft.com/office/word/2010/wordprocessingCanvas" xmlns:cx="http://schemas.microsoft.com/office/drawing/2014/chartex" xmlns:cx1="http://schemas.microsoft.com/office/drawing/2015/9/8/chartex" xmlns:cx2="http://schemas.microsoft.com/office/drawing/2015/10/21/chartex" xmlns:cx3="http://schemas.microsoft.com/office/drawing/2016/5/9/chartex" xmlns:cx4="http://schemas.microsoft.com/office/drawing/2016/5/10/chartex" xmlns:cx5="http://schemas.microsoft.com/office/drawing/2016/5/11/chartex" xmlns:cx6="http://schemas.microsoft.com/office/drawing/2016/5/12/chartex" xmlns:cx7="http://schemas.microsoft.com/office/drawing/2016/5/13/chartex" xmlns:cx8="http://schemas.microsoft.com/office/drawing/2016/5/14/chartex" xmlns:mc="http://schemas.openxmlformats.org/markup-compatibility/2006" xmlns:aink="http://schemas.microsoft.com/office/drawing/2016/ink" xmlns:am3d="http://schemas.microsoft.com/office/drawing/2017/model3d" xmlns:o="urn:schemas-microsoft-com:office:office" xmlns:r="http://schemas.openxmlformats.org/officeDocument/2006/relationships" xmlns:m="http://schemas.openxmlformats.org/officeDocument/2006/math" xmlns:v="urn:schemas-microsoft-com:vml" xmlns:wp14="http://schemas.microsoft.com/office/word/2010/wordprocessingDrawing" xmlns:wp="http://schemas.openxmlformats.org/drawingml/2006/wordprocessingDrawing" xmlns:w10="urn:schemas-microsoft-com:office:word" xmlns:w="http://schemas.openxmlformats.org/wordprocessingml/2006/main" xmlns:w14="http://schemas.microsoft.com/office/word/2010/wordml" xmlns:w15="http://schemas.microsoft.com/office/word/2012/wordml" xmlns:w16cid="http://schemas.microsoft.com/office/word/2016/wordml/cid" xmlns:w16se="http://schemas.microsoft.com/office/word/2015/wordml/symex" xmlns:wpg="http://schemas.microsoft.com/office/word/2010/wordprocessingGroup" xmlns:wpi="http://schemas.microsoft.com/office/word/2010/wordprocessingInk" xmlns:wne="http://schemas.microsoft.com/office/word/2006/wordml" xmlns:wps="http://schemas.microsoft.com/office/word/2010/wordprocessingShape" mc:Ignorable="w14 w15 w16se w16cid wp14">
   <w:endnote w:type="separator" w:id="-1">
     <w:p>
       <w:pPr>
@@ -10106,7 +10151,7 @@
 </file>
 
 <file path=word/footer1.xml><?xml version="1.0" encoding="utf-8"?>
-<w:ftr xmlns:wpc="http://schemas.microsoft.com/office/word/2010/wordprocessingCanvas" xmlns:cx="http://schemas.microsoft.com/office/drawing/2014/chartex" xmlns:cx1="http://schemas.microsoft.com/office/drawing/2015/9/8/chartex" xmlns:cx2="http://schemas.microsoft.com/office/drawing/2015/10/21/chartex" xmlns:cx3="http://schemas.microsoft.com/office/drawing/2016/5/9/chartex" xmlns:cx4="http://schemas.microsoft.com/office/drawing/2016/5/10/chartex" xmlns:cx5="http://schemas.microsoft.com/office/drawing/2016/5/11/chartex" xmlns:cx6="http://schemas.microsoft.com/office/drawing/2016/5/12/chartex" xmlns:cx7="http://schemas.microsoft.com/office/drawing/2016/5/13/chartex" xmlns:cx8="http://schemas.microsoft.com/office/drawing/2016/5/14/chartex" xmlns:mc="http://schemas.openxmlformats.org/markup-compatibility/2006" xmlns:aink="http://schemas.microsoft.com/office/drawing/2016/ink" xmlns:am3d="http://schemas.microsoft.com/office/drawing/2017/model3d" xmlns:o="urn:schemas-microsoft-com:office:office" xmlns:r="http://schemas.openxmlformats.org/officeDocument/2006/relationships" xmlns:m="http://schemas.openxmlformats.org/officeDocument/2006/math" xmlns:v="urn:schemas-microsoft-com:vml" xmlns:wp14="http://schemas.microsoft.com/office/word/2010/wordprocessingDrawing" xmlns:wp="http://schemas.openxmlformats.org/drawingml/2006/wordprocessingDrawing" xmlns:w10="urn:schemas-microsoft-com:office:word" xmlns:w="http://schemas.openxmlformats.org/wordprocessingml/2006/main" xmlns:w14="http://schemas.microsoft.com/office/word/2010/wordml" xmlns:w15="http://schemas.microsoft.com/office/word/2012/wordml" xmlns:w16cex="http://schemas.microsoft.com/office/word/2018/wordml/cex" xmlns:w16cid="http://schemas.microsoft.com/office/word/2016/wordml/cid" xmlns:w16="http://schemas.microsoft.com/office/word/2018/wordml" xmlns:w16sdtdh="http://schemas.microsoft.com/office/word/2020/wordml/sdtdatahash" xmlns:w16se="http://schemas.microsoft.com/office/word/2015/wordml/symex" xmlns:wpg="http://schemas.microsoft.com/office/word/2010/wordprocessingGroup" xmlns:wpi="http://schemas.microsoft.com/office/word/2010/wordprocessingInk" xmlns:wne="http://schemas.microsoft.com/office/word/2006/wordml" xmlns:wps="http://schemas.microsoft.com/office/word/2010/wordprocessingShape" mc:Ignorable="w14 w15 w16se w16cid w16 w16cex w16sdtdh wp14">
+<w:ftr xmlns:wpc="http://schemas.microsoft.com/office/word/2010/wordprocessingCanvas" xmlns:cx="http://schemas.microsoft.com/office/drawing/2014/chartex" xmlns:cx1="http://schemas.microsoft.com/office/drawing/2015/9/8/chartex" xmlns:cx2="http://schemas.microsoft.com/office/drawing/2015/10/21/chartex" xmlns:cx3="http://schemas.microsoft.com/office/drawing/2016/5/9/chartex" xmlns:cx4="http://schemas.microsoft.com/office/drawing/2016/5/10/chartex" xmlns:cx5="http://schemas.microsoft.com/office/drawing/2016/5/11/chartex" xmlns:cx6="http://schemas.microsoft.com/office/drawing/2016/5/12/chartex" xmlns:cx7="http://schemas.microsoft.com/office/drawing/2016/5/13/chartex" xmlns:cx8="http://schemas.microsoft.com/office/drawing/2016/5/14/chartex" xmlns:mc="http://schemas.openxmlformats.org/markup-compatibility/2006" xmlns:aink="http://schemas.microsoft.com/office/drawing/2016/ink" xmlns:am3d="http://schemas.microsoft.com/office/drawing/2017/model3d" xmlns:o="urn:schemas-microsoft-com:office:office" xmlns:r="http://schemas.openxmlformats.org/officeDocument/2006/relationships" xmlns:m="http://schemas.openxmlformats.org/officeDocument/2006/math" xmlns:v="urn:schemas-microsoft-com:vml" xmlns:wp14="http://schemas.microsoft.com/office/word/2010/wordprocessingDrawing" xmlns:wp="http://schemas.openxmlformats.org/drawingml/2006/wordprocessingDrawing" xmlns:w10="urn:schemas-microsoft-com:office:word" xmlns:w="http://schemas.openxmlformats.org/wordprocessingml/2006/main" xmlns:w14="http://schemas.microsoft.com/office/word/2010/wordml" xmlns:w15="http://schemas.microsoft.com/office/word/2012/wordml" xmlns:w16cid="http://schemas.microsoft.com/office/word/2016/wordml/cid" xmlns:w16se="http://schemas.microsoft.com/office/word/2015/wordml/symex" xmlns:wpg="http://schemas.microsoft.com/office/word/2010/wordprocessingGroup" xmlns:wpi="http://schemas.microsoft.com/office/word/2010/wordprocessingInk" xmlns:wne="http://schemas.microsoft.com/office/word/2006/wordml" xmlns:wps="http://schemas.microsoft.com/office/word/2010/wordprocessingShape" mc:Ignorable="w14 w15 w16se w16cid wp14">
   <w:p>
     <w:pPr>
       <w:widowControl w:val="0"/>
@@ -10339,7 +10384,7 @@
 </file>
 
 <file path=word/footnotes.xml><?xml version="1.0" encoding="utf-8"?>
-<w:footnotes xmlns:wpc="http://schemas.microsoft.com/office/word/2010/wordprocessingCanvas" xmlns:cx="http://schemas.microsoft.com/office/drawing/2014/chartex" xmlns:cx1="http://schemas.microsoft.com/office/drawing/2015/9/8/chartex" xmlns:cx2="http://schemas.microsoft.com/office/drawing/2015/10/21/chartex" xmlns:cx3="http://schemas.microsoft.com/office/drawing/2016/5/9/chartex" xmlns:cx4="http://schemas.microsoft.com/office/drawing/2016/5/10/chartex" xmlns:cx5="http://schemas.microsoft.com/office/drawing/2016/5/11/chartex" xmlns:cx6="http://schemas.microsoft.com/office/drawing/2016/5/12/chartex" xmlns:cx7="http://schemas.microsoft.com/office/drawing/2016/5/13/chartex" xmlns:cx8="http://schemas.microsoft.com/office/drawing/2016/5/14/chartex" xmlns:mc="http://schemas.openxmlformats.org/markup-compatibility/2006" xmlns:aink="http://schemas.microsoft.com/office/drawing/2016/ink" xmlns:am3d="http://schemas.microsoft.com/office/drawing/2017/model3d" xmlns:o="urn:schemas-microsoft-com:office:office" xmlns:r="http://schemas.openxmlformats.org/officeDocument/2006/relationships" xmlns:m="http://schemas.openxmlformats.org/officeDocument/2006/math" xmlns:v="urn:schemas-microsoft-com:vml" xmlns:wp14="http://schemas.microsoft.com/office/word/2010/wordprocessingDrawing" xmlns:wp="http://schemas.openxmlformats.org/drawingml/2006/wordprocessingDrawing" xmlns:w10="urn:schemas-microsoft-com:office:word" xmlns:w="http://schemas.openxmlformats.org/wordprocessingml/2006/main" xmlns:w14="http://schemas.microsoft.com/office/word/2010/wordml" xmlns:w15="http://schemas.microsoft.com/office/word/2012/wordml" xmlns:w16cex="http://schemas.microsoft.com/office/word/2018/wordml/cex" xmlns:w16cid="http://schemas.microsoft.com/office/word/2016/wordml/cid" xmlns:w16="http://schemas.microsoft.com/office/word/2018/wordml" xmlns:w16sdtdh="http://schemas.microsoft.com/office/word/2020/wordml/sdtdatahash" xmlns:w16se="http://schemas.microsoft.com/office/word/2015/wordml/symex" xmlns:wpg="http://schemas.microsoft.com/office/word/2010/wordprocessingGroup" xmlns:wpi="http://schemas.microsoft.com/office/word/2010/wordprocessingInk" xmlns:wne="http://schemas.microsoft.com/office/word/2006/wordml" xmlns:wps="http://schemas.microsoft.com/office/word/2010/wordprocessingShape" mc:Ignorable="w14 w15 w16se w16cid w16 w16cex w16sdtdh wp14">
+<w:footnotes xmlns:wpc="http://schemas.microsoft.com/office/word/2010/wordprocessingCanvas" xmlns:cx="http://schemas.microsoft.com/office/drawing/2014/chartex" xmlns:cx1="http://schemas.microsoft.com/office/drawing/2015/9/8/chartex" xmlns:cx2="http://schemas.microsoft.com/office/drawing/2015/10/21/chartex" xmlns:cx3="http://schemas.microsoft.com/office/drawing/2016/5/9/chartex" xmlns:cx4="http://schemas.microsoft.com/office/drawing/2016/5/10/chartex" xmlns:cx5="http://schemas.microsoft.com/office/drawing/2016/5/11/chartex" xmlns:cx6="http://schemas.microsoft.com/office/drawing/2016/5/12/chartex" xmlns:cx7="http://schemas.microsoft.com/office/drawing/2016/5/13/chartex" xmlns:cx8="http://schemas.microsoft.com/office/drawing/2016/5/14/chartex" xmlns:mc="http://schemas.openxmlformats.org/markup-compatibility/2006" xmlns:aink="http://schemas.microsoft.com/office/drawing/2016/ink" xmlns:am3d="http://schemas.microsoft.com/office/drawing/2017/model3d" xmlns:o="urn:schemas-microsoft-com:office:office" xmlns:r="http://schemas.openxmlformats.org/officeDocument/2006/relationships" xmlns:m="http://schemas.openxmlformats.org/officeDocument/2006/math" xmlns:v="urn:schemas-microsoft-com:vml" xmlns:wp14="http://schemas.microsoft.com/office/word/2010/wordprocessingDrawing" xmlns:wp="http://schemas.openxmlformats.org/drawingml/2006/wordprocessingDrawing" xmlns:w10="urn:schemas-microsoft-com:office:word" xmlns:w="http://schemas.openxmlformats.org/wordprocessingml/2006/main" xmlns:w14="http://schemas.microsoft.com/office/word/2010/wordml" xmlns:w15="http://schemas.microsoft.com/office/word/2012/wordml" xmlns:w16cid="http://schemas.microsoft.com/office/word/2016/wordml/cid" xmlns:w16se="http://schemas.microsoft.com/office/word/2015/wordml/symex" xmlns:wpg="http://schemas.microsoft.com/office/word/2010/wordprocessingGroup" xmlns:wpi="http://schemas.microsoft.com/office/word/2010/wordprocessingInk" xmlns:wne="http://schemas.microsoft.com/office/word/2006/wordml" xmlns:wps="http://schemas.microsoft.com/office/word/2010/wordprocessingShape" mc:Ignorable="w14 w15 w16se w16cid wp14">
   <w:footnote w:type="separator" w:id="-1">
     <w:p>
       <w:pPr>
@@ -10371,7 +10416,7 @@
 </file>
 
 <file path=word/numbering.xml><?xml version="1.0" encoding="utf-8"?>
-<w:numbering xmlns:wpc="http://schemas.microsoft.com/office/word/2010/wordprocessingCanvas" xmlns:cx="http://schemas.microsoft.com/office/drawing/2014/chartex" xmlns:cx1="http://schemas.microsoft.com/office/drawing/2015/9/8/chartex" xmlns:cx2="http://schemas.microsoft.com/office/drawing/2015/10/21/chartex" xmlns:cx3="http://schemas.microsoft.com/office/drawing/2016/5/9/chartex" xmlns:cx4="http://schemas.microsoft.com/office/drawing/2016/5/10/chartex" xmlns:cx5="http://schemas.microsoft.com/office/drawing/2016/5/11/chartex" xmlns:cx6="http://schemas.microsoft.com/office/drawing/2016/5/12/chartex" xmlns:cx7="http://schemas.microsoft.com/office/drawing/2016/5/13/chartex" xmlns:cx8="http://schemas.microsoft.com/office/drawing/2016/5/14/chartex" xmlns:mc="http://schemas.openxmlformats.org/markup-compatibility/2006" xmlns:aink="http://schemas.microsoft.com/office/drawing/2016/ink" xmlns:am3d="http://schemas.microsoft.com/office/drawing/2017/model3d" xmlns:o="urn:schemas-microsoft-com:office:office" xmlns:r="http://schemas.openxmlformats.org/officeDocument/2006/relationships" xmlns:m="http://schemas.openxmlformats.org/officeDocument/2006/math" xmlns:v="urn:schemas-microsoft-com:vml" xmlns:wp14="http://schemas.microsoft.com/office/word/2010/wordprocessingDrawing" xmlns:wp="http://schemas.openxmlformats.org/drawingml/2006/wordprocessingDrawing" xmlns:w10="urn:schemas-microsoft-com:office:word" xmlns:w="http://schemas.openxmlformats.org/wordprocessingml/2006/main" xmlns:w14="http://schemas.microsoft.com/office/word/2010/wordml" xmlns:w15="http://schemas.microsoft.com/office/word/2012/wordml" xmlns:w16cex="http://schemas.microsoft.com/office/word/2018/wordml/cex" xmlns:w16cid="http://schemas.microsoft.com/office/word/2016/wordml/cid" xmlns:w16="http://schemas.microsoft.com/office/word/2018/wordml" xmlns:w16sdtdh="http://schemas.microsoft.com/office/word/2020/wordml/sdtdatahash" xmlns:w16se="http://schemas.microsoft.com/office/word/2015/wordml/symex" xmlns:wpg="http://schemas.microsoft.com/office/word/2010/wordprocessingGroup" xmlns:wpi="http://schemas.microsoft.com/office/word/2010/wordprocessingInk" xmlns:wne="http://schemas.microsoft.com/office/word/2006/wordml" xmlns:wps="http://schemas.microsoft.com/office/word/2010/wordprocessingShape" mc:Ignorable="w14 w15 w16se w16cid w16 w16cex w16sdtdh wp14">
+<w:numbering xmlns:wpc="http://schemas.microsoft.com/office/word/2010/wordprocessingCanvas" xmlns:cx="http://schemas.microsoft.com/office/drawing/2014/chartex" xmlns:cx1="http://schemas.microsoft.com/office/drawing/2015/9/8/chartex" xmlns:cx2="http://schemas.microsoft.com/office/drawing/2015/10/21/chartex" xmlns:cx3="http://schemas.microsoft.com/office/drawing/2016/5/9/chartex" xmlns:cx4="http://schemas.microsoft.com/office/drawing/2016/5/10/chartex" xmlns:cx5="http://schemas.microsoft.com/office/drawing/2016/5/11/chartex" xmlns:cx6="http://schemas.microsoft.com/office/drawing/2016/5/12/chartex" xmlns:cx7="http://schemas.microsoft.com/office/drawing/2016/5/13/chartex" xmlns:cx8="http://schemas.microsoft.com/office/drawing/2016/5/14/chartex" xmlns:mc="http://schemas.openxmlformats.org/markup-compatibility/2006" xmlns:aink="http://schemas.microsoft.com/office/drawing/2016/ink" xmlns:am3d="http://schemas.microsoft.com/office/drawing/2017/model3d" xmlns:o="urn:schemas-microsoft-com:office:office" xmlns:r="http://schemas.openxmlformats.org/officeDocument/2006/relationships" xmlns:m="http://schemas.openxmlformats.org/officeDocument/2006/math" xmlns:v="urn:schemas-microsoft-com:vml" xmlns:wp14="http://schemas.microsoft.com/office/word/2010/wordprocessingDrawing" xmlns:wp="http://schemas.openxmlformats.org/drawingml/2006/wordprocessingDrawing" xmlns:w10="urn:schemas-microsoft-com:office:word" xmlns:w="http://schemas.openxmlformats.org/wordprocessingml/2006/main" xmlns:w14="http://schemas.microsoft.com/office/word/2010/wordml" xmlns:w15="http://schemas.microsoft.com/office/word/2012/wordml" xmlns:w16cid="http://schemas.microsoft.com/office/word/2016/wordml/cid" xmlns:w16se="http://schemas.microsoft.com/office/word/2015/wordml/symex" xmlns:wpg="http://schemas.microsoft.com/office/word/2010/wordprocessingGroup" xmlns:wpi="http://schemas.microsoft.com/office/word/2010/wordprocessingInk" xmlns:wne="http://schemas.microsoft.com/office/word/2006/wordml" xmlns:wps="http://schemas.microsoft.com/office/word/2010/wordprocessingShape" mc:Ignorable="w14 w15 w16se w16cid wp14">
   <w:abstractNum w:abstractNumId="0" w15:restartNumberingAfterBreak="0">
     <w:nsid w:val="00D46A4C"/>
     <w:multiLevelType w:val="multilevel"/>
@@ -14009,7 +14054,7 @@
 </file>
 
 <file path=word/styles.xml><?xml version="1.0" encoding="utf-8"?>
-<w:styles xmlns:mc="http://schemas.openxmlformats.org/markup-compatibility/2006" xmlns:r="http://schemas.openxmlformats.org/officeDocument/2006/relationships" xmlns:w="http://schemas.openxmlformats.org/wordprocessingml/2006/main" xmlns:w14="http://schemas.microsoft.com/office/word/2010/wordml" xmlns:w15="http://schemas.microsoft.com/office/word/2012/wordml" xmlns:w16cex="http://schemas.microsoft.com/office/word/2018/wordml/cex" xmlns:w16cid="http://schemas.microsoft.com/office/word/2016/wordml/cid" xmlns:w16="http://schemas.microsoft.com/office/word/2018/wordml" xmlns:w16sdtdh="http://schemas.microsoft.com/office/word/2020/wordml/sdtdatahash" xmlns:w16se="http://schemas.microsoft.com/office/word/2015/wordml/symex" mc:Ignorable="w14 w15 w16se w16cid w16 w16cex w16sdtdh">
+<w:styles xmlns:mc="http://schemas.openxmlformats.org/markup-compatibility/2006" xmlns:r="http://schemas.openxmlformats.org/officeDocument/2006/relationships" xmlns:w="http://schemas.openxmlformats.org/wordprocessingml/2006/main" xmlns:w14="http://schemas.microsoft.com/office/word/2010/wordml" xmlns:w15="http://schemas.microsoft.com/office/word/2012/wordml" xmlns:w16cid="http://schemas.microsoft.com/office/word/2016/wordml/cid" xmlns:w16se="http://schemas.microsoft.com/office/word/2015/wordml/symex" mc:Ignorable="w14 w15 w16se w16cid">
   <w:docDefaults>
     <w:rPrDefault>
       <w:rPr>
@@ -14025,7 +14070,7 @@
       </w:pPr>
     </w:pPrDefault>
   </w:docDefaults>
-  <w:latentStyles w:defLockedState="0" w:defUIPriority="99" w:defSemiHidden="0" w:defUnhideWhenUsed="0" w:defQFormat="0" w:count="376">
+  <w:latentStyles w:defLockedState="0" w:defUIPriority="99" w:defSemiHidden="0" w:defUnhideWhenUsed="0" w:defQFormat="0" w:count="375">
     <w:lsdException w:name="Normal" w:uiPriority="0" w:qFormat="1"/>
     <w:lsdException w:name="heading 1" w:uiPriority="9" w:qFormat="1"/>
     <w:lsdException w:name="heading 2" w:semiHidden="1" w:uiPriority="9" w:unhideWhenUsed="1" w:qFormat="1"/>
@@ -14401,7 +14446,6 @@
     <w:lsdException w:name="Smart Hyperlink" w:semiHidden="1" w:unhideWhenUsed="1"/>
     <w:lsdException w:name="Hashtag" w:semiHidden="1" w:unhideWhenUsed="1"/>
     <w:lsdException w:name="Unresolved Mention" w:semiHidden="1" w:unhideWhenUsed="1"/>
-    <w:lsdException w:name="Smart Link" w:semiHidden="1" w:unhideWhenUsed="1"/>
   </w:latentStyles>
   <w:style w:type="paragraph" w:default="1" w:styleId="Normal">
     <w:name w:val="Normal"/>
@@ -15272,12 +15316,6 @@
 </file>
 
 <file path=customXml/item1.xml><?xml version="1.0" encoding="utf-8"?>
-<p:properties xmlns:p="http://schemas.microsoft.com/office/2006/metadata/properties" xmlns:xsi="http://www.w3.org/2001/XMLSchema-instance" xmlns:pc="http://schemas.microsoft.com/office/infopath/2007/PartnerControls">
-  <documentManagement/>
-</p:properties>
-</file>
-
-<file path=customXml/item2.xml><?xml version="1.0" encoding="utf-8"?>
 <ct:contentTypeSchema xmlns:ct="http://schemas.microsoft.com/office/2006/metadata/contentType" xmlns:ma="http://schemas.microsoft.com/office/2006/metadata/properties/metaAttributes" ct:_="" ma:_="" ma:contentTypeName="Document" ma:contentTypeID="0x010100ABA223F759147049B9D8A25DED07DD24" ma:contentTypeVersion="14" ma:contentTypeDescription="Create a new document." ma:contentTypeScope="" ma:versionID="754cccfe17833f4d06e0267dc9c12ab7">
   <xsd:schema xmlns:xsd="http://www.w3.org/2001/XMLSchema" xmlns:xs="http://www.w3.org/2001/XMLSchema" xmlns:p="http://schemas.microsoft.com/office/2006/metadata/properties" xmlns:ns3="cc9255bc-4d99-4f42-bba5-857cbcc6e725" xmlns:ns4="fc2bff61-6a31-4c51-9f32-b9bba46405e5" targetNamespace="http://schemas.microsoft.com/office/2006/metadata/properties" ma:root="true" ma:fieldsID="e32414dc8724dfdc561355c14801bc84" ns3:_="" ns4:_="">
     <xsd:import namespace="cc9255bc-4d99-4f42-bba5-857cbcc6e725"/>
@@ -15506,6 +15544,12 @@
 </ct:contentTypeSchema>
 </file>
 
+<file path=customXml/item2.xml><?xml version="1.0" encoding="utf-8"?>
+<p:properties xmlns:p="http://schemas.microsoft.com/office/2006/metadata/properties" xmlns:xsi="http://www.w3.org/2001/XMLSchema-instance" xmlns:pc="http://schemas.microsoft.com/office/infopath/2007/PartnerControls">
+  <documentManagement/>
+</p:properties>
+</file>
+
 <file path=customXml/item3.xml><?xml version="1.0" encoding="utf-8"?>
 <?mso-contentType ?>
 <FormTemplates xmlns="http://schemas.microsoft.com/sharepoint/v3/contenttype/forms">
@@ -15520,15 +15564,6 @@
 </file>
 
 <file path=customXml/itemProps1.xml><?xml version="1.0" encoding="utf-8"?>
-<ds:datastoreItem xmlns:ds="http://schemas.openxmlformats.org/officeDocument/2006/customXml" ds:itemID="{1A5F5AF1-B05B-4704-B970-F66948F444EC}">
-  <ds:schemaRefs>
-    <ds:schemaRef ds:uri="http://schemas.microsoft.com/office/2006/metadata/properties"/>
-    <ds:schemaRef ds:uri="http://schemas.microsoft.com/office/infopath/2007/PartnerControls"/>
-  </ds:schemaRefs>
-</ds:datastoreItem>
-</file>
-
-<file path=customXml/itemProps2.xml><?xml version="1.0" encoding="utf-8"?>
 <ds:datastoreItem xmlns:ds="http://schemas.openxmlformats.org/officeDocument/2006/customXml" ds:itemID="{DDA83A75-2CCD-4D1B-9315-5B4B38A21415}">
   <ds:schemaRefs>
     <ds:schemaRef ds:uri="http://schemas.microsoft.com/office/2006/metadata/contentType"/>
@@ -15547,6 +15582,15 @@
 </ds:datastoreItem>
 </file>
 
+<file path=customXml/itemProps2.xml><?xml version="1.0" encoding="utf-8"?>
+<ds:datastoreItem xmlns:ds="http://schemas.openxmlformats.org/officeDocument/2006/customXml" ds:itemID="{1A5F5AF1-B05B-4704-B970-F66948F444EC}">
+  <ds:schemaRefs>
+    <ds:schemaRef ds:uri="http://schemas.microsoft.com/office/2006/metadata/properties"/>
+    <ds:schemaRef ds:uri="http://schemas.microsoft.com/office/infopath/2007/PartnerControls"/>
+  </ds:schemaRefs>
+</ds:datastoreItem>
+</file>
+
 <file path=customXml/itemProps3.xml><?xml version="1.0" encoding="utf-8"?>
 <ds:datastoreItem xmlns:ds="http://schemas.openxmlformats.org/officeDocument/2006/customXml" ds:itemID="{7BFD71E4-33D5-445D-9CFC-21F1C7989C0E}">
   <ds:schemaRefs>
@@ -15556,7 +15600,7 @@
 </file>
 
 <file path=customXml/itemProps4.xml><?xml version="1.0" encoding="utf-8"?>
-<ds:datastoreItem xmlns:ds="http://schemas.openxmlformats.org/officeDocument/2006/customXml" ds:itemID="{60ACBB30-AA9E-4BA2-AEED-29830205AF65}">
+<ds:datastoreItem xmlns:ds="http://schemas.openxmlformats.org/officeDocument/2006/customXml" ds:itemID="{8E04902A-81D9-4E94-A250-B49177787E42}">
   <ds:schemaRefs>
     <ds:schemaRef ds:uri="http://schemas.openxmlformats.org/officeDocument/2006/bibliography"/>
   </ds:schemaRefs>
